--- a/pr-preview/pr-161/chapters/teaching-tracked-changes.docx
+++ b/pr-preview/pr-161/chapters/teaching-tracked-changes.docx
@@ -26,7 +26,7 @@
       </w:pPr>
       <w:ins w:id="2" w:author="PR Preview" w:date="2026-01-01T00:00:00Z">
         <w:r>
-          <w:t xml:space="preserve">Last modified: 2026-10-09 21:49:22 (PDT)</w:t>
+          <w:t xml:space="preserve">Last modified: 2026-10-09 22:08:11 (PDT)</w:t>
         </w:r>
       </w:ins>
     </w:p>
@@ -3020,7 +3020,7 @@
       </w:pPr>
       <w:ins w:id="5" w:author="PR Preview" w:date="2026-01-01T00:00:00Z">
         <w:r>
-          <w:t xml:space="preserve">This rule applies to all code in teaching materials,</w:t>
+          <w:t xml:space="preserve">This rule applies to all reader-facing code in teaching materials,</w:t>
         </w:r>
       </w:ins>
       <w:ins w:id="6" w:author="PR Preview" w:date="2026-01-01T00:00:00Z">
@@ -3068,7 +3068,7 @@
       </w:pPr>
       <w:ins w:id="11" w:author="PR Preview" w:date="2026-01-01T00:00:00Z">
         <w:r>
-          <w:t xml:space="preserve">A comment that only restates the code, such as</w:t>
+          <w:t xml:space="preserve">Leave out a comment that would give away the solution in an exercise prompt.</w:t>
         </w:r>
       </w:ins>
       <w:ins w:id="12" w:author="PR Preview" w:date="2026-01-01T00:00:00Z">
@@ -3077,6 +3077,30 @@
         </w:r>
       </w:ins>
       <w:ins w:id="13" w:author="PR Preview" w:date="2026-01-01T00:00:00Z">
+        <w:r>
+          <w:t xml:space="preserve">Add the comments to the solution’s code instead.</w:t>
+        </w:r>
+      </w:ins>
+    </w:p>
+    <w:p>
+      <w:pPr>
+        <w:pStyle w:val="Compact"/>
+        <w:numPr>
+          <w:ilvl w:val="0"/>
+          <w:numId w:val="1008"/>
+        </w:numPr>
+      </w:pPr>
+      <w:ins w:id="14" w:author="PR Preview" w:date="2026-01-01T00:00:00Z">
+        <w:r>
+          <w:t xml:space="preserve">A comment that only restates the code, such as</w:t>
+        </w:r>
+      </w:ins>
+      <w:ins w:id="15" w:author="PR Preview" w:date="2026-01-01T00:00:00Z">
+        <w:r>
+          <w:t xml:space="preserve"> </w:t>
+        </w:r>
+      </w:ins>
+      <w:ins w:id="16" w:author="PR Preview" w:date="2026-01-01T00:00:00Z">
         <w:r>
           <w:rPr>
             <w:rStyle w:val="VerbatimChar"/>
@@ -3084,22 +3108,22 @@
           <w:t xml:space="preserve"># add 1 to x</w:t>
         </w:r>
       </w:ins>
-      <w:ins w:id="14" w:author="PR Preview" w:date="2026-01-01T00:00:00Z">
+      <w:ins w:id="17" w:author="PR Preview" w:date="2026-01-01T00:00:00Z">
         <w:r>
           <w:t xml:space="preserve"> </w:t>
         </w:r>
       </w:ins>
-      <w:ins w:id="15" w:author="PR Preview" w:date="2026-01-01T00:00:00Z">
+      <w:ins w:id="18" w:author="PR Preview" w:date="2026-01-01T00:00:00Z">
         <w:r>
           <w:t xml:space="preserve">above</w:t>
         </w:r>
       </w:ins>
-      <w:ins w:id="16" w:author="PR Preview" w:date="2026-01-01T00:00:00Z">
+      <w:ins w:id="19" w:author="PR Preview" w:date="2026-01-01T00:00:00Z">
         <w:r>
           <w:t xml:space="preserve"> </w:t>
         </w:r>
       </w:ins>
-      <w:ins w:id="17" w:author="PR Preview" w:date="2026-01-01T00:00:00Z">
+      <w:ins w:id="20" w:author="PR Preview" w:date="2026-01-01T00:00:00Z">
         <w:r>
           <w:rPr>
             <w:rStyle w:val="VerbatimChar"/>
@@ -3107,27 +3131,27 @@
           <w:t xml:space="preserve">x &lt;- x + 1</w:t>
         </w:r>
       </w:ins>
-      <w:ins w:id="18" w:author="PR Preview" w:date="2026-01-01T00:00:00Z">
+      <w:ins w:id="21" w:author="PR Preview" w:date="2026-01-01T00:00:00Z">
         <w:r>
           <w:t xml:space="preserve">,</w:t>
-        </w:r>
-      </w:ins>
-      <w:ins w:id="19" w:author="PR Preview" w:date="2026-01-01T00:00:00Z">
-        <w:r>
-          <w:t xml:space="preserve"> </w:t>
-        </w:r>
-      </w:ins>
-      <w:ins w:id="20" w:author="PR Preview" w:date="2026-01-01T00:00:00Z">
-        <w:r>
-          <w:t xml:space="preserve">gives the</w:t>
-        </w:r>
-      </w:ins>
-      <w:ins w:id="21" w:author="PR Preview" w:date="2026-01-01T00:00:00Z">
-        <w:r>
-          <w:t xml:space="preserve"> </w:t>
         </w:r>
       </w:ins>
       <w:ins w:id="22" w:author="PR Preview" w:date="2026-01-01T00:00:00Z">
+        <w:r>
+          <w:t xml:space="preserve"> </w:t>
+        </w:r>
+      </w:ins>
+      <w:ins w:id="23" w:author="PR Preview" w:date="2026-01-01T00:00:00Z">
+        <w:r>
+          <w:t xml:space="preserve">gives the</w:t>
+        </w:r>
+      </w:ins>
+      <w:ins w:id="24" w:author="PR Preview" w:date="2026-01-01T00:00:00Z">
+        <w:r>
+          <w:t xml:space="preserve"> </w:t>
+        </w:r>
+      </w:ins>
+      <w:ins w:id="25" w:author="PR Preview" w:date="2026-01-01T00:00:00Z">
         <w:r>
           <w:rPr>
             <w:i/>
@@ -3136,22 +3160,22 @@
           <w:t xml:space="preserve">what</w:t>
         </w:r>
       </w:ins>
-      <w:ins w:id="23" w:author="PR Preview" w:date="2026-01-01T00:00:00Z">
+      <w:ins w:id="26" w:author="PR Preview" w:date="2026-01-01T00:00:00Z">
         <w:r>
           <w:t xml:space="preserve"> </w:t>
         </w:r>
       </w:ins>
-      <w:ins w:id="24" w:author="PR Preview" w:date="2026-01-01T00:00:00Z">
+      <w:ins w:id="27" w:author="PR Preview" w:date="2026-01-01T00:00:00Z">
         <w:r>
           <w:t xml:space="preserve">without the</w:t>
         </w:r>
       </w:ins>
-      <w:ins w:id="25" w:author="PR Preview" w:date="2026-01-01T00:00:00Z">
+      <w:ins w:id="28" w:author="PR Preview" w:date="2026-01-01T00:00:00Z">
         <w:r>
           <w:t xml:space="preserve"> </w:t>
         </w:r>
       </w:ins>
-      <w:ins w:id="26" w:author="PR Preview" w:date="2026-01-01T00:00:00Z">
+      <w:ins w:id="29" w:author="PR Preview" w:date="2026-01-01T00:00:00Z">
         <w:r>
           <w:rPr>
             <w:i/>
@@ -3160,37 +3184,37 @@
           <w:t xml:space="preserve">why</w:t>
         </w:r>
       </w:ins>
-      <w:ins w:id="27" w:author="PR Preview" w:date="2026-01-01T00:00:00Z">
+      <w:ins w:id="30" w:author="PR Preview" w:date="2026-01-01T00:00:00Z">
         <w:r>
           <w:t xml:space="preserve">.</w:t>
-        </w:r>
-      </w:ins>
-      <w:ins w:id="28" w:author="PR Preview" w:date="2026-01-01T00:00:00Z">
-        <w:r>
-          <w:t xml:space="preserve"> </w:t>
-        </w:r>
-      </w:ins>
-      <w:ins w:id="29" w:author="PR Preview" w:date="2026-01-01T00:00:00Z">
-        <w:r>
-          <w:t xml:space="preserve">Say what the step accomplishes and why the analysis needs it,</w:t>
-        </w:r>
-      </w:ins>
-      <w:ins w:id="30" w:author="PR Preview" w:date="2026-01-01T00:00:00Z">
-        <w:r>
-          <w:t xml:space="preserve"> </w:t>
         </w:r>
       </w:ins>
       <w:ins w:id="31" w:author="PR Preview" w:date="2026-01-01T00:00:00Z">
         <w:r>
-          <w:t xml:space="preserve">for example</w:t>
+          <w:t xml:space="preserve"> </w:t>
         </w:r>
       </w:ins>
       <w:ins w:id="32" w:author="PR Preview" w:date="2026-01-01T00:00:00Z">
         <w:r>
-          <w:t xml:space="preserve"> </w:t>
+          <w:t xml:space="preserve">Say what the step accomplishes and why the analysis needs it,</w:t>
         </w:r>
       </w:ins>
       <w:ins w:id="33" w:author="PR Preview" w:date="2026-01-01T00:00:00Z">
+        <w:r>
+          <w:t xml:space="preserve"> </w:t>
+        </w:r>
+      </w:ins>
+      <w:ins w:id="34" w:author="PR Preview" w:date="2026-01-01T00:00:00Z">
+        <w:r>
+          <w:t xml:space="preserve">for example</w:t>
+        </w:r>
+      </w:ins>
+      <w:ins w:id="35" w:author="PR Preview" w:date="2026-01-01T00:00:00Z">
+        <w:r>
+          <w:t xml:space="preserve"> </w:t>
+        </w:r>
+      </w:ins>
+      <w:ins w:id="36" w:author="PR Preview" w:date="2026-01-01T00:00:00Z">
         <w:r>
           <w:rPr>
             <w:rStyle w:val="VerbatimChar"/>
@@ -3198,7 +3222,7 @@
           <w:t xml:space="preserve"># center age so the intercept is the mean outcome at the average age</w:t>
         </w:r>
       </w:ins>
-      <w:ins w:id="34" w:author="PR Preview" w:date="2026-01-01T00:00:00Z">
+      <w:ins w:id="37" w:author="PR Preview" w:date="2026-01-01T00:00:00Z">
         <w:r>
           <w:t xml:space="preserve">.</w:t>
         </w:r>
@@ -3212,17 +3236,17 @@
           <w:numId w:val="1008"/>
         </w:numPr>
       </w:pPr>
-      <w:ins w:id="35" w:author="PR Preview" w:date="2026-01-01T00:00:00Z">
+      <w:ins w:id="38" w:author="PR Preview" w:date="2026-01-01T00:00:00Z">
         <w:r>
           <w:t xml:space="preserve">Comment each step that a student could not reconstruct from its name,</w:t>
         </w:r>
       </w:ins>
-      <w:ins w:id="36" w:author="PR Preview" w:date="2026-01-01T00:00:00Z">
+      <w:ins w:id="39" w:author="PR Preview" w:date="2026-01-01T00:00:00Z">
         <w:r>
           <w:t xml:space="preserve"> </w:t>
         </w:r>
       </w:ins>
-      <w:ins w:id="37" w:author="PR Preview" w:date="2026-01-01T00:00:00Z">
+      <w:ins w:id="40" w:author="PR Preview" w:date="2026-01-01T00:00:00Z">
         <w:r>
           <w:t xml:space="preserve">such as a transformation, a modeling choice, a tuning value or a random seed.</w:t>
         </w:r>
@@ -3234,7 +3258,7 @@
       <w:pPr>
         <w:pStyle w:val="Heading2"/>
       </w:pPr>
-      <w:ins w:id="38" w:author="PR Preview" w:date="2026-01-01T00:00:00Z">
+      <w:ins w:id="41" w:author="PR Preview" w:date="2026-01-01T00:00:00Z">
         <w:r>
           <w:t xml:space="preserve">12 Make figures accessible</w:t>
         </w:r>
@@ -3372,7 +3396,7 @@
       <w:pPr>
         <w:pStyle w:val="Heading2"/>
       </w:pPr>
-      <w:del w:id="39" w:author="PR Preview" w:date="2026-01-01T00:00:00Z">
+      <w:del w:id="42" w:author="PR Preview" w:date="2026-01-01T00:00:00Z">
         <w:r>
           <w:delText xml:space="preserve">12 Structure slides for the reader</w:delText>
         </w:r>
@@ -3382,7 +3406,7 @@
       <w:pPr>
         <w:pStyle w:val="Heading2"/>
       </w:pPr>
-      <w:ins w:id="40" w:author="PR Preview" w:date="2026-01-01T00:00:00Z">
+      <w:ins w:id="43" w:author="PR Preview" w:date="2026-01-01T00:00:00Z">
         <w:r>
           <w:t xml:space="preserve">13 Structure slides for the reader</w:t>
         </w:r>
@@ -3684,7 +3708,7 @@
       <w:pPr>
         <w:pStyle w:val="Heading2"/>
       </w:pPr>
-      <w:del w:id="41" w:author="PR Preview" w:date="2026-01-01T00:00:00Z">
+      <w:del w:id="44" w:author="PR Preview" w:date="2026-01-01T00:00:00Z">
         <w:r>
           <w:delText xml:space="preserve">13 Credit other courses without summarizing them</w:delText>
         </w:r>
@@ -3694,7 +3718,7 @@
       <w:pPr>
         <w:pStyle w:val="Heading2"/>
       </w:pPr>
-      <w:ins w:id="42" w:author="PR Preview" w:date="2026-01-01T00:00:00Z">
+      <w:ins w:id="45" w:author="PR Preview" w:date="2026-01-01T00:00:00Z">
         <w:r>
           <w:t xml:space="preserve">14 Credit other courses without summarizing them</w:t>
         </w:r>
@@ -3874,7 +3898,7 @@
       <w:pPr>
         <w:pStyle w:val="Heading2"/>
       </w:pPr>
-      <w:del w:id="43" w:author="PR Preview" w:date="2026-01-01T00:00:00Z">
+      <w:del w:id="46" w:author="PR Preview" w:date="2026-01-01T00:00:00Z">
         <w:r>
           <w:delText xml:space="preserve">14 Rules that apply to all writing</w:delText>
         </w:r>
@@ -3884,7 +3908,7 @@
       <w:pPr>
         <w:pStyle w:val="Heading2"/>
       </w:pPr>
-      <w:ins w:id="44" w:author="PR Preview" w:date="2026-01-01T00:00:00Z">
+      <w:ins w:id="47" w:author="PR Preview" w:date="2026-01-01T00:00:00Z">
         <w:r>
           <w:t xml:space="preserve">15 Rules that apply to all writing</w:t>
         </w:r>
